--- a/webGLCv2/wwwroot/downloads/Mau-dang-ky-dich-vu-E-Warehouse-GLC-doanh-nghiep.docx
+++ b/webGLCv2/wwwroot/downloads/Mau-dang-ky-dich-vu-E-Warehouse-GLC-doanh-nghiep.docx
@@ -1,6 +1,6 @@
 
 <file path=word/document.xml><?xml version="1.0" encoding="utf-8"?>
-<w:document xmlns:wpc="http://schemas.microsoft.com/office/word/2010/wordprocessingCanvas" xmlns:cx="http://schemas.microsoft.com/office/drawing/2014/chartex" xmlns:cx1="http://schemas.microsoft.com/office/drawing/2015/9/8/chartex" xmlns:cx2="http://schemas.microsoft.com/office/drawing/2015/10/21/chartex" xmlns:cx3="http://schemas.microsoft.com/office/drawing/2016/5/9/chartex" xmlns:cx4="http://schemas.microsoft.com/office/drawing/2016/5/10/chartex" xmlns:cx5="http://schemas.microsoft.com/office/drawing/2016/5/11/chartex" xmlns:cx6="http://schemas.microsoft.com/office/drawing/2016/5/12/chartex" xmlns:cx7="http://schemas.microsoft.com/office/drawing/2016/5/13/chartex" xmlns:cx8="http://schemas.microsoft.com/office/drawing/2016/5/14/chartex" xmlns:mc="http://schemas.openxmlformats.org/markup-compatibility/2006" xmlns:aink="http://schemas.microsoft.com/office/drawing/2016/ink" xmlns:am3d="http://schemas.microsoft.com/office/drawing/2017/model3d" xmlns:o="urn:schemas-microsoft-com:office:office" xmlns:oel="http://schemas.microsoft.com/office/2019/extlst" xmlns:r="http://schemas.openxmlformats.org/officeDocument/2006/relationships" xmlns:m="http://schemas.openxmlformats.org/officeDocument/2006/math" xmlns:v="urn:schemas-microsoft-com:vml" xmlns:wp14="http://schemas.microsoft.com/office/word/2010/wordprocessingDrawing" xmlns:wp="http://schemas.openxmlformats.org/drawingml/2006/wordprocessingDrawing" xmlns:w10="urn:schemas-microsoft-com:office:word" xmlns:w="http://schemas.openxmlformats.org/wordprocessingml/2006/main" xmlns:w14="http://schemas.microsoft.com/office/word/2010/wordml" xmlns:w15="http://schemas.microsoft.com/office/word/2012/wordml" xmlns:w16cex="http://schemas.microsoft.com/office/word/2018/wordml/cex" xmlns:w16cid="http://schemas.microsoft.com/office/word/2016/wordml/cid" xmlns:w16="http://schemas.microsoft.com/office/word/2018/wordml" xmlns:w16sdtdh="http://schemas.microsoft.com/office/word/2020/wordml/sdtdatahash" xmlns:w16se="http://schemas.microsoft.com/office/word/2015/wordml/symex" xmlns:wpg="http://schemas.microsoft.com/office/word/2010/wordprocessingGroup" xmlns:wpi="http://schemas.microsoft.com/office/word/2010/wordprocessingInk" xmlns:wne="http://schemas.microsoft.com/office/word/2006/wordml" xmlns:wps="http://schemas.microsoft.com/office/word/2010/wordprocessingShape" mc:Ignorable="w14 w15 w16se w16cid w16 w16cex w16sdtdh wp14">
+<w:document xmlns:wpc="http://schemas.microsoft.com/office/word/2010/wordprocessingCanvas" xmlns:cx="http://schemas.microsoft.com/office/drawing/2014/chartex" xmlns:cx1="http://schemas.microsoft.com/office/drawing/2015/9/8/chartex" xmlns:cx2="http://schemas.microsoft.com/office/drawing/2015/10/21/chartex" xmlns:cx3="http://schemas.microsoft.com/office/drawing/2016/5/9/chartex" xmlns:cx4="http://schemas.microsoft.com/office/drawing/2016/5/10/chartex" xmlns:cx5="http://schemas.microsoft.com/office/drawing/2016/5/11/chartex" xmlns:cx6="http://schemas.microsoft.com/office/drawing/2016/5/12/chartex" xmlns:cx7="http://schemas.microsoft.com/office/drawing/2016/5/13/chartex" xmlns:cx8="http://schemas.microsoft.com/office/drawing/2016/5/14/chartex" xmlns:mc="http://schemas.openxmlformats.org/markup-compatibility/2006" xmlns:aink="http://schemas.microsoft.com/office/drawing/2016/ink" xmlns:am3d="http://schemas.microsoft.com/office/drawing/2017/model3d" xmlns:o="urn:schemas-microsoft-com:office:office" xmlns:oel="http://schemas.microsoft.com/office/2019/extlst" xmlns:r="http://schemas.openxmlformats.org/officeDocument/2006/relationships" xmlns:m="http://schemas.openxmlformats.org/officeDocument/2006/math" xmlns:v="urn:schemas-microsoft-com:vml" xmlns:wp14="http://schemas.microsoft.com/office/word/2010/wordprocessingDrawing" xmlns:wp="http://schemas.openxmlformats.org/drawingml/2006/wordprocessingDrawing" xmlns:w10="urn:schemas-microsoft-com:office:word" xmlns:w="http://schemas.openxmlformats.org/wordprocessingml/2006/main" xmlns:w14="http://schemas.microsoft.com/office/word/2010/wordml" xmlns:w15="http://schemas.microsoft.com/office/word/2012/wordml" xmlns:w16cex="http://schemas.microsoft.com/office/word/2018/wordml/cex" xmlns:w16cid="http://schemas.microsoft.com/office/word/2016/wordml/cid" xmlns:w16="http://schemas.microsoft.com/office/word/2018/wordml" xmlns:w16du="http://schemas.microsoft.com/office/word/2023/wordml/word16du" xmlns:w16sdtdh="http://schemas.microsoft.com/office/word/2020/wordml/sdtdatahash" xmlns:w16sdtfl="http://schemas.microsoft.com/office/word/2024/wordml/sdtformatlock" xmlns:w16se="http://schemas.microsoft.com/office/word/2015/wordml/symex" xmlns:wpg="http://schemas.microsoft.com/office/word/2010/wordprocessingGroup" xmlns:wpi="http://schemas.microsoft.com/office/word/2010/wordprocessingInk" xmlns:wne="http://schemas.microsoft.com/office/word/2006/wordml" xmlns:wps="http://schemas.microsoft.com/office/word/2010/wordprocessingShape" mc:Ignorable="w14 w15 w16se w16cid w16 w16cex w16sdtdh w16sdtfl w16du wp14">
   <w:body>
     <w:tbl>
       <w:tblPr>
@@ -3733,7 +3733,7 @@
                 <w:i/>
                 <w:color w:val="000000"/>
               </w:rPr>
-              <w:t>Bằng văn bản này, chúng tôi đề nghị được cung cấp và sử dụng dịch vụ cảng điện tử</w:t>
+              <w:t>Bằng văn bản này, chúng tôi đề nghị được cung cấp và sử dụng dịch vụ điện tử</w:t>
             </w:r>
             <w:r>
               <w:rPr>
@@ -4573,7 +4573,16 @@
           <w:sz w:val="28"/>
           <w:szCs w:val="28"/>
         </w:rPr>
-        <w:t>E-DEPOT</w:t>
+        <w:t>E-</w:t>
+      </w:r>
+      <w:r>
+        <w:rPr>
+          <w:rFonts w:ascii="Times New Roman" w:hAnsi="Times New Roman"/>
+          <w:b/>
+          <w:sz w:val="28"/>
+          <w:szCs w:val="28"/>
+        </w:rPr>
+        <w:t>WAREHOUSE</w:t>
       </w:r>
     </w:p>
     <w:p>
@@ -6857,15 +6866,7 @@
           <w:sz w:val="18"/>
           <w:szCs w:val="18"/>
         </w:rPr>
-        <w:t xml:space="preserve">, sử dụng đúng mục đích những thông tin mà Dịch </w:t>
-      </w:r>
-      <w:r>
-        <w:rPr>
-          <w:rFonts w:ascii="Times New Roman" w:hAnsi="Times New Roman"/>
-          <w:sz w:val="18"/>
-          <w:szCs w:val="18"/>
-        </w:rPr>
-        <w:t>vụ cung cấp.</w:t>
+        <w:t>, sử dụng đúng mục đích những thông tin mà Dịch vụ cung cấp.</w:t>
       </w:r>
       <w:r>
         <w:rPr>
@@ -6985,7 +6986,15 @@
           <w:sz w:val="18"/>
           <w:szCs w:val="18"/>
         </w:rPr>
-        <w:t xml:space="preserve"> và Số đăng ký (Do </w:t>
+        <w:t xml:space="preserve"> và </w:t>
+      </w:r>
+      <w:r>
+        <w:rPr>
+          <w:rFonts w:ascii="Times New Roman" w:hAnsi="Times New Roman"/>
+          <w:sz w:val="18"/>
+          <w:szCs w:val="18"/>
+        </w:rPr>
+        <w:t xml:space="preserve">Số đăng ký (Do </w:t>
       </w:r>
       <w:r>
         <w:rPr>
@@ -7602,6 +7611,26 @@
           <w:szCs w:val="18"/>
         </w:rPr>
         <w:t>trong thời gian sử dụng Dịch vụ.</w:t>
+      </w:r>
+    </w:p>
+    <w:p>
+      <w:pPr>
+        <w:spacing w:before="60"/>
+        <w:ind w:left="0" w:firstLine="0"/>
+        <w:jc w:val="both"/>
+        <w:rPr>
+          <w:rFonts w:ascii="Times New Roman" w:hAnsi="Times New Roman"/>
+          <w:sz w:val="18"/>
+          <w:szCs w:val="18"/>
+        </w:rPr>
+      </w:pPr>
+      <w:r>
+        <w:rPr>
+          <w:rFonts w:ascii="Times New Roman" w:hAnsi="Times New Roman"/>
+          <w:sz w:val="18"/>
+          <w:szCs w:val="18"/>
+        </w:rPr>
+        <w:t>5.6. Doanh nghiệp đồng ý sử dụng hóa đơn điện tử, thông báo điện tử và các giao dịch điện tử phát sinh trên hệ thống E-Warehouse. Trường hợp hóa đơn điện tử đã phát hành có sai sót hoặc cần điều chỉnh, thay thế, hủy bỏ theo quy định của pháp luật, doanh nghiệp cam kết phối hợp với GLC thực hiện các thủ tục, hồ sơ và xác nhận cần thiết để xử lý hóa đơn điện tử theo đúng quy định hiện hành.</w:t>
       </w:r>
     </w:p>
     <w:p>
@@ -8921,7 +8950,7 @@
 </file>
 
 <file path=word/endnotes.xml><?xml version="1.0" encoding="utf-8"?>
-<w:endnotes xmlns:wpc="http://schemas.microsoft.com/office/word/2010/wordprocessingCanvas" xmlns:cx="http://schemas.microsoft.com/office/drawing/2014/chartex" xmlns:cx1="http://schemas.microsoft.com/office/drawing/2015/9/8/chartex" xmlns:cx2="http://schemas.microsoft.com/office/drawing/2015/10/21/chartex" xmlns:cx3="http://schemas.microsoft.com/office/drawing/2016/5/9/chartex" xmlns:cx4="http://schemas.microsoft.com/office/drawing/2016/5/10/chartex" xmlns:cx5="http://schemas.microsoft.com/office/drawing/2016/5/11/chartex" xmlns:cx6="http://schemas.microsoft.com/office/drawing/2016/5/12/chartex" xmlns:cx7="http://schemas.microsoft.com/office/drawing/2016/5/13/chartex" xmlns:cx8="http://schemas.microsoft.com/office/drawing/2016/5/14/chartex" xmlns:mc="http://schemas.openxmlformats.org/markup-compatibility/2006" xmlns:aink="http://schemas.microsoft.com/office/drawing/2016/ink" xmlns:am3d="http://schemas.microsoft.com/office/drawing/2017/model3d" xmlns:o="urn:schemas-microsoft-com:office:office" xmlns:oel="http://schemas.microsoft.com/office/2019/extlst" xmlns:r="http://schemas.openxmlformats.org/officeDocument/2006/relationships" xmlns:m="http://schemas.openxmlformats.org/officeDocument/2006/math" xmlns:v="urn:schemas-microsoft-com:vml" xmlns:wp14="http://schemas.microsoft.com/office/word/2010/wordprocessingDrawing" xmlns:wp="http://schemas.openxmlformats.org/drawingml/2006/wordprocessingDrawing" xmlns:w10="urn:schemas-microsoft-com:office:word" xmlns:w="http://schemas.openxmlformats.org/wordprocessingml/2006/main" xmlns:w14="http://schemas.microsoft.com/office/word/2010/wordml" xmlns:w15="http://schemas.microsoft.com/office/word/2012/wordml" xmlns:w16cex="http://schemas.microsoft.com/office/word/2018/wordml/cex" xmlns:w16cid="http://schemas.microsoft.com/office/word/2016/wordml/cid" xmlns:w16="http://schemas.microsoft.com/office/word/2018/wordml" xmlns:w16sdtdh="http://schemas.microsoft.com/office/word/2020/wordml/sdtdatahash" xmlns:w16se="http://schemas.microsoft.com/office/word/2015/wordml/symex" xmlns:wpg="http://schemas.microsoft.com/office/word/2010/wordprocessingGroup" xmlns:wpi="http://schemas.microsoft.com/office/word/2010/wordprocessingInk" xmlns:wne="http://schemas.microsoft.com/office/word/2006/wordml" xmlns:wps="http://schemas.microsoft.com/office/word/2010/wordprocessingShape" mc:Ignorable="w14 w15 w16se w16cid w16 w16cex w16sdtdh wp14">
+<w:endnotes xmlns:wpc="http://schemas.microsoft.com/office/word/2010/wordprocessingCanvas" xmlns:cx="http://schemas.microsoft.com/office/drawing/2014/chartex" xmlns:cx1="http://schemas.microsoft.com/office/drawing/2015/9/8/chartex" xmlns:cx2="http://schemas.microsoft.com/office/drawing/2015/10/21/chartex" xmlns:cx3="http://schemas.microsoft.com/office/drawing/2016/5/9/chartex" xmlns:cx4="http://schemas.microsoft.com/office/drawing/2016/5/10/chartex" xmlns:cx5="http://schemas.microsoft.com/office/drawing/2016/5/11/chartex" xmlns:cx6="http://schemas.microsoft.com/office/drawing/2016/5/12/chartex" xmlns:cx7="http://schemas.microsoft.com/office/drawing/2016/5/13/chartex" xmlns:cx8="http://schemas.microsoft.com/office/drawing/2016/5/14/chartex" xmlns:mc="http://schemas.openxmlformats.org/markup-compatibility/2006" xmlns:aink="http://schemas.microsoft.com/office/drawing/2016/ink" xmlns:am3d="http://schemas.microsoft.com/office/drawing/2017/model3d" xmlns:o="urn:schemas-microsoft-com:office:office" xmlns:oel="http://schemas.microsoft.com/office/2019/extlst" xmlns:r="http://schemas.openxmlformats.org/officeDocument/2006/relationships" xmlns:m="http://schemas.openxmlformats.org/officeDocument/2006/math" xmlns:v="urn:schemas-microsoft-com:vml" xmlns:wp14="http://schemas.microsoft.com/office/word/2010/wordprocessingDrawing" xmlns:wp="http://schemas.openxmlformats.org/drawingml/2006/wordprocessingDrawing" xmlns:w10="urn:schemas-microsoft-com:office:word" xmlns:w="http://schemas.openxmlformats.org/wordprocessingml/2006/main" xmlns:w14="http://schemas.microsoft.com/office/word/2010/wordml" xmlns:w15="http://schemas.microsoft.com/office/word/2012/wordml" xmlns:w16cex="http://schemas.microsoft.com/office/word/2018/wordml/cex" xmlns:w16cid="http://schemas.microsoft.com/office/word/2016/wordml/cid" xmlns:w16="http://schemas.microsoft.com/office/word/2018/wordml" xmlns:w16du="http://schemas.microsoft.com/office/word/2023/wordml/word16du" xmlns:w16sdtdh="http://schemas.microsoft.com/office/word/2020/wordml/sdtdatahash" xmlns:w16sdtfl="http://schemas.microsoft.com/office/word/2024/wordml/sdtformatlock" xmlns:w16se="http://schemas.microsoft.com/office/word/2015/wordml/symex" xmlns:wpg="http://schemas.microsoft.com/office/word/2010/wordprocessingGroup" xmlns:wpi="http://schemas.microsoft.com/office/word/2010/wordprocessingInk" xmlns:wne="http://schemas.microsoft.com/office/word/2006/wordml" xmlns:wps="http://schemas.microsoft.com/office/word/2010/wordprocessingShape" mc:Ignorable="w14 w15 w16se w16cid w16 w16cex w16sdtdh w16sdtfl w16du wp14">
   <w:endnote w:type="separator" w:id="-1">
     <w:p>
       <w:r>
@@ -8940,7 +8969,7 @@
 </file>
 
 <file path=word/footer1.xml><?xml version="1.0" encoding="utf-8"?>
-<w:ftr xmlns:wpc="http://schemas.microsoft.com/office/word/2010/wordprocessingCanvas" xmlns:cx="http://schemas.microsoft.com/office/drawing/2014/chartex" xmlns:cx1="http://schemas.microsoft.com/office/drawing/2015/9/8/chartex" xmlns:cx2="http://schemas.microsoft.com/office/drawing/2015/10/21/chartex" xmlns:cx3="http://schemas.microsoft.com/office/drawing/2016/5/9/chartex" xmlns:cx4="http://schemas.microsoft.com/office/drawing/2016/5/10/chartex" xmlns:cx5="http://schemas.microsoft.com/office/drawing/2016/5/11/chartex" xmlns:cx6="http://schemas.microsoft.com/office/drawing/2016/5/12/chartex" xmlns:cx7="http://schemas.microsoft.com/office/drawing/2016/5/13/chartex" xmlns:cx8="http://schemas.microsoft.com/office/drawing/2016/5/14/chartex" xmlns:mc="http://schemas.openxmlformats.org/markup-compatibility/2006" xmlns:aink="http://schemas.microsoft.com/office/drawing/2016/ink" xmlns:am3d="http://schemas.microsoft.com/office/drawing/2017/model3d" xmlns:o="urn:schemas-microsoft-com:office:office" xmlns:oel="http://schemas.microsoft.com/office/2019/extlst" xmlns:r="http://schemas.openxmlformats.org/officeDocument/2006/relationships" xmlns:m="http://schemas.openxmlformats.org/officeDocument/2006/math" xmlns:v="urn:schemas-microsoft-com:vml" xmlns:wp14="http://schemas.microsoft.com/office/word/2010/wordprocessingDrawing" xmlns:wp="http://schemas.openxmlformats.org/drawingml/2006/wordprocessingDrawing" xmlns:w10="urn:schemas-microsoft-com:office:word" xmlns:w="http://schemas.openxmlformats.org/wordprocessingml/2006/main" xmlns:w14="http://schemas.microsoft.com/office/word/2010/wordml" xmlns:w15="http://schemas.microsoft.com/office/word/2012/wordml" xmlns:w16cex="http://schemas.microsoft.com/office/word/2018/wordml/cex" xmlns:w16cid="http://schemas.microsoft.com/office/word/2016/wordml/cid" xmlns:w16="http://schemas.microsoft.com/office/word/2018/wordml" xmlns:w16sdtdh="http://schemas.microsoft.com/office/word/2020/wordml/sdtdatahash" xmlns:w16se="http://schemas.microsoft.com/office/word/2015/wordml/symex" xmlns:wpg="http://schemas.microsoft.com/office/word/2010/wordprocessingGroup" xmlns:wpi="http://schemas.microsoft.com/office/word/2010/wordprocessingInk" xmlns:wne="http://schemas.microsoft.com/office/word/2006/wordml" xmlns:wps="http://schemas.microsoft.com/office/word/2010/wordprocessingShape" mc:Ignorable="w14 w15 w16se w16cid w16 w16cex w16sdtdh wp14">
+<w:ftr xmlns:wpc="http://schemas.microsoft.com/office/word/2010/wordprocessingCanvas" xmlns:cx="http://schemas.microsoft.com/office/drawing/2014/chartex" xmlns:cx1="http://schemas.microsoft.com/office/drawing/2015/9/8/chartex" xmlns:cx2="http://schemas.microsoft.com/office/drawing/2015/10/21/chartex" xmlns:cx3="http://schemas.microsoft.com/office/drawing/2016/5/9/chartex" xmlns:cx4="http://schemas.microsoft.com/office/drawing/2016/5/10/chartex" xmlns:cx5="http://schemas.microsoft.com/office/drawing/2016/5/11/chartex" xmlns:cx6="http://schemas.microsoft.com/office/drawing/2016/5/12/chartex" xmlns:cx7="http://schemas.microsoft.com/office/drawing/2016/5/13/chartex" xmlns:cx8="http://schemas.microsoft.com/office/drawing/2016/5/14/chartex" xmlns:mc="http://schemas.openxmlformats.org/markup-compatibility/2006" xmlns:aink="http://schemas.microsoft.com/office/drawing/2016/ink" xmlns:am3d="http://schemas.microsoft.com/office/drawing/2017/model3d" xmlns:o="urn:schemas-microsoft-com:office:office" xmlns:oel="http://schemas.microsoft.com/office/2019/extlst" xmlns:r="http://schemas.openxmlformats.org/officeDocument/2006/relationships" xmlns:m="http://schemas.openxmlformats.org/officeDocument/2006/math" xmlns:v="urn:schemas-microsoft-com:vml" xmlns:wp14="http://schemas.microsoft.com/office/word/2010/wordprocessingDrawing" xmlns:wp="http://schemas.openxmlformats.org/drawingml/2006/wordprocessingDrawing" xmlns:w10="urn:schemas-microsoft-com:office:word" xmlns:w="http://schemas.openxmlformats.org/wordprocessingml/2006/main" xmlns:w14="http://schemas.microsoft.com/office/word/2010/wordml" xmlns:w15="http://schemas.microsoft.com/office/word/2012/wordml" xmlns:w16cex="http://schemas.microsoft.com/office/word/2018/wordml/cex" xmlns:w16cid="http://schemas.microsoft.com/office/word/2016/wordml/cid" xmlns:w16="http://schemas.microsoft.com/office/word/2018/wordml" xmlns:w16du="http://schemas.microsoft.com/office/word/2023/wordml/word16du" xmlns:w16sdtdh="http://schemas.microsoft.com/office/word/2020/wordml/sdtdatahash" xmlns:w16sdtfl="http://schemas.microsoft.com/office/word/2024/wordml/sdtformatlock" xmlns:w16se="http://schemas.microsoft.com/office/word/2015/wordml/symex" xmlns:wpg="http://schemas.microsoft.com/office/word/2010/wordprocessingGroup" xmlns:wpi="http://schemas.microsoft.com/office/word/2010/wordprocessingInk" xmlns:wne="http://schemas.microsoft.com/office/word/2006/wordml" xmlns:wps="http://schemas.microsoft.com/office/word/2010/wordprocessingShape" mc:Ignorable="w14 w15 w16se w16cid w16 w16cex w16sdtdh w16sdtfl w16du wp14">
   <w:p>
     <w:pPr>
       <w:pStyle w:val="Footer"/>
@@ -9141,7 +9170,7 @@
 </file>
 
 <file path=word/footnotes.xml><?xml version="1.0" encoding="utf-8"?>
-<w:footnotes xmlns:wpc="http://schemas.microsoft.com/office/word/2010/wordprocessingCanvas" xmlns:cx="http://schemas.microsoft.com/office/drawing/2014/chartex" xmlns:cx1="http://schemas.microsoft.com/office/drawing/2015/9/8/chartex" xmlns:cx2="http://schemas.microsoft.com/office/drawing/2015/10/21/chartex" xmlns:cx3="http://schemas.microsoft.com/office/drawing/2016/5/9/chartex" xmlns:cx4="http://schemas.microsoft.com/office/drawing/2016/5/10/chartex" xmlns:cx5="http://schemas.microsoft.com/office/drawing/2016/5/11/chartex" xmlns:cx6="http://schemas.microsoft.com/office/drawing/2016/5/12/chartex" xmlns:cx7="http://schemas.microsoft.com/office/drawing/2016/5/13/chartex" xmlns:cx8="http://schemas.microsoft.com/office/drawing/2016/5/14/chartex" xmlns:mc="http://schemas.openxmlformats.org/markup-compatibility/2006" xmlns:aink="http://schemas.microsoft.com/office/drawing/2016/ink" xmlns:am3d="http://schemas.microsoft.com/office/drawing/2017/model3d" xmlns:o="urn:schemas-microsoft-com:office:office" xmlns:oel="http://schemas.microsoft.com/office/2019/extlst" xmlns:r="http://schemas.openxmlformats.org/officeDocument/2006/relationships" xmlns:m="http://schemas.openxmlformats.org/officeDocument/2006/math" xmlns:v="urn:schemas-microsoft-com:vml" xmlns:wp14="http://schemas.microsoft.com/office/word/2010/wordprocessingDrawing" xmlns:wp="http://schemas.openxmlformats.org/drawingml/2006/wordprocessingDrawing" xmlns:w10="urn:schemas-microsoft-com:office:word" xmlns:w="http://schemas.openxmlformats.org/wordprocessingml/2006/main" xmlns:w14="http://schemas.microsoft.com/office/word/2010/wordml" xmlns:w15="http://schemas.microsoft.com/office/word/2012/wordml" xmlns:w16cex="http://schemas.microsoft.com/office/word/2018/wordml/cex" xmlns:w16cid="http://schemas.microsoft.com/office/word/2016/wordml/cid" xmlns:w16="http://schemas.microsoft.com/office/word/2018/wordml" xmlns:w16sdtdh="http://schemas.microsoft.com/office/word/2020/wordml/sdtdatahash" xmlns:w16se="http://schemas.microsoft.com/office/word/2015/wordml/symex" xmlns:wpg="http://schemas.microsoft.com/office/word/2010/wordprocessingGroup" xmlns:wpi="http://schemas.microsoft.com/office/word/2010/wordprocessingInk" xmlns:wne="http://schemas.microsoft.com/office/word/2006/wordml" xmlns:wps="http://schemas.microsoft.com/office/word/2010/wordprocessingShape" mc:Ignorable="w14 w15 w16se w16cid w16 w16cex w16sdtdh wp14">
+<w:footnotes xmlns:wpc="http://schemas.microsoft.com/office/word/2010/wordprocessingCanvas" xmlns:cx="http://schemas.microsoft.com/office/drawing/2014/chartex" xmlns:cx1="http://schemas.microsoft.com/office/drawing/2015/9/8/chartex" xmlns:cx2="http://schemas.microsoft.com/office/drawing/2015/10/21/chartex" xmlns:cx3="http://schemas.microsoft.com/office/drawing/2016/5/9/chartex" xmlns:cx4="http://schemas.microsoft.com/office/drawing/2016/5/10/chartex" xmlns:cx5="http://schemas.microsoft.com/office/drawing/2016/5/11/chartex" xmlns:cx6="http://schemas.microsoft.com/office/drawing/2016/5/12/chartex" xmlns:cx7="http://schemas.microsoft.com/office/drawing/2016/5/13/chartex" xmlns:cx8="http://schemas.microsoft.com/office/drawing/2016/5/14/chartex" xmlns:mc="http://schemas.openxmlformats.org/markup-compatibility/2006" xmlns:aink="http://schemas.microsoft.com/office/drawing/2016/ink" xmlns:am3d="http://schemas.microsoft.com/office/drawing/2017/model3d" xmlns:o="urn:schemas-microsoft-com:office:office" xmlns:oel="http://schemas.microsoft.com/office/2019/extlst" xmlns:r="http://schemas.openxmlformats.org/officeDocument/2006/relationships" xmlns:m="http://schemas.openxmlformats.org/officeDocument/2006/math" xmlns:v="urn:schemas-microsoft-com:vml" xmlns:wp14="http://schemas.microsoft.com/office/word/2010/wordprocessingDrawing" xmlns:wp="http://schemas.openxmlformats.org/drawingml/2006/wordprocessingDrawing" xmlns:w10="urn:schemas-microsoft-com:office:word" xmlns:w="http://schemas.openxmlformats.org/wordprocessingml/2006/main" xmlns:w14="http://schemas.microsoft.com/office/word/2010/wordml" xmlns:w15="http://schemas.microsoft.com/office/word/2012/wordml" xmlns:w16cex="http://schemas.microsoft.com/office/word/2018/wordml/cex" xmlns:w16cid="http://schemas.microsoft.com/office/word/2016/wordml/cid" xmlns:w16="http://schemas.microsoft.com/office/word/2018/wordml" xmlns:w16du="http://schemas.microsoft.com/office/word/2023/wordml/word16du" xmlns:w16sdtdh="http://schemas.microsoft.com/office/word/2020/wordml/sdtdatahash" xmlns:w16sdtfl="http://schemas.microsoft.com/office/word/2024/wordml/sdtformatlock" xmlns:w16se="http://schemas.microsoft.com/office/word/2015/wordml/symex" xmlns:wpg="http://schemas.microsoft.com/office/word/2010/wordprocessingGroup" xmlns:wpi="http://schemas.microsoft.com/office/word/2010/wordprocessingInk" xmlns:wne="http://schemas.microsoft.com/office/word/2006/wordml" xmlns:wps="http://schemas.microsoft.com/office/word/2010/wordprocessingShape" mc:Ignorable="w14 w15 w16se w16cid w16 w16cex w16sdtdh w16sdtfl w16du wp14">
   <w:footnote w:type="separator" w:id="-1">
     <w:p>
       <w:r>
@@ -9160,7 +9189,7 @@
 </file>
 
 <file path=word/numbering.xml><?xml version="1.0" encoding="utf-8"?>
-<w:numbering xmlns:wpc="http://schemas.microsoft.com/office/word/2010/wordprocessingCanvas" xmlns:cx="http://schemas.microsoft.com/office/drawing/2014/chartex" xmlns:cx1="http://schemas.microsoft.com/office/drawing/2015/9/8/chartex" xmlns:cx2="http://schemas.microsoft.com/office/drawing/2015/10/21/chartex" xmlns:cx3="http://schemas.microsoft.com/office/drawing/2016/5/9/chartex" xmlns:cx4="http://schemas.microsoft.com/office/drawing/2016/5/10/chartex" xmlns:cx5="http://schemas.microsoft.com/office/drawing/2016/5/11/chartex" xmlns:cx6="http://schemas.microsoft.com/office/drawing/2016/5/12/chartex" xmlns:cx7="http://schemas.microsoft.com/office/drawing/2016/5/13/chartex" xmlns:cx8="http://schemas.microsoft.com/office/drawing/2016/5/14/chartex" xmlns:mc="http://schemas.openxmlformats.org/markup-compatibility/2006" xmlns:aink="http://schemas.microsoft.com/office/drawing/2016/ink" xmlns:am3d="http://schemas.microsoft.com/office/drawing/2017/model3d" xmlns:o="urn:schemas-microsoft-com:office:office" xmlns:oel="http://schemas.microsoft.com/office/2019/extlst" xmlns:r="http://schemas.openxmlformats.org/officeDocument/2006/relationships" xmlns:m="http://schemas.openxmlformats.org/officeDocument/2006/math" xmlns:v="urn:schemas-microsoft-com:vml" xmlns:wp14="http://schemas.microsoft.com/office/word/2010/wordprocessingDrawing" xmlns:wp="http://schemas.openxmlformats.org/drawingml/2006/wordprocessingDrawing" xmlns:w10="urn:schemas-microsoft-com:office:word" xmlns:w="http://schemas.openxmlformats.org/wordprocessingml/2006/main" xmlns:w14="http://schemas.microsoft.com/office/word/2010/wordml" xmlns:w15="http://schemas.microsoft.com/office/word/2012/wordml" xmlns:w16cex="http://schemas.microsoft.com/office/word/2018/wordml/cex" xmlns:w16cid="http://schemas.microsoft.com/office/word/2016/wordml/cid" xmlns:w16="http://schemas.microsoft.com/office/word/2018/wordml" xmlns:w16sdtdh="http://schemas.microsoft.com/office/word/2020/wordml/sdtdatahash" xmlns:w16se="http://schemas.microsoft.com/office/word/2015/wordml/symex" xmlns:wpg="http://schemas.microsoft.com/office/word/2010/wordprocessingGroup" xmlns:wpi="http://schemas.microsoft.com/office/word/2010/wordprocessingInk" xmlns:wne="http://schemas.microsoft.com/office/word/2006/wordml" xmlns:wps="http://schemas.microsoft.com/office/word/2010/wordprocessingShape" mc:Ignorable="w14 w15 w16se w16cid w16 w16cex w16sdtdh wp14">
+<w:numbering xmlns:wpc="http://schemas.microsoft.com/office/word/2010/wordprocessingCanvas" xmlns:cx="http://schemas.microsoft.com/office/drawing/2014/chartex" xmlns:cx1="http://schemas.microsoft.com/office/drawing/2015/9/8/chartex" xmlns:cx2="http://schemas.microsoft.com/office/drawing/2015/10/21/chartex" xmlns:cx3="http://schemas.microsoft.com/office/drawing/2016/5/9/chartex" xmlns:cx4="http://schemas.microsoft.com/office/drawing/2016/5/10/chartex" xmlns:cx5="http://schemas.microsoft.com/office/drawing/2016/5/11/chartex" xmlns:cx6="http://schemas.microsoft.com/office/drawing/2016/5/12/chartex" xmlns:cx7="http://schemas.microsoft.com/office/drawing/2016/5/13/chartex" xmlns:cx8="http://schemas.microsoft.com/office/drawing/2016/5/14/chartex" xmlns:mc="http://schemas.openxmlformats.org/markup-compatibility/2006" xmlns:aink="http://schemas.microsoft.com/office/drawing/2016/ink" xmlns:am3d="http://schemas.microsoft.com/office/drawing/2017/model3d" xmlns:o="urn:schemas-microsoft-com:office:office" xmlns:oel="http://schemas.microsoft.com/office/2019/extlst" xmlns:r="http://schemas.openxmlformats.org/officeDocument/2006/relationships" xmlns:m="http://schemas.openxmlformats.org/officeDocument/2006/math" xmlns:v="urn:schemas-microsoft-com:vml" xmlns:wp14="http://schemas.microsoft.com/office/word/2010/wordprocessingDrawing" xmlns:wp="http://schemas.openxmlformats.org/drawingml/2006/wordprocessingDrawing" xmlns:w10="urn:schemas-microsoft-com:office:word" xmlns:w="http://schemas.openxmlformats.org/wordprocessingml/2006/main" xmlns:w14="http://schemas.microsoft.com/office/word/2010/wordml" xmlns:w15="http://schemas.microsoft.com/office/word/2012/wordml" xmlns:w16cex="http://schemas.microsoft.com/office/word/2018/wordml/cex" xmlns:w16cid="http://schemas.microsoft.com/office/word/2016/wordml/cid" xmlns:w16="http://schemas.microsoft.com/office/word/2018/wordml" xmlns:w16du="http://schemas.microsoft.com/office/word/2023/wordml/word16du" xmlns:w16sdtdh="http://schemas.microsoft.com/office/word/2020/wordml/sdtdatahash" xmlns:w16sdtfl="http://schemas.microsoft.com/office/word/2024/wordml/sdtformatlock" xmlns:w16se="http://schemas.microsoft.com/office/word/2015/wordml/symex" xmlns:wpg="http://schemas.microsoft.com/office/word/2010/wordprocessingGroup" xmlns:wpi="http://schemas.microsoft.com/office/word/2010/wordprocessingInk" xmlns:wne="http://schemas.microsoft.com/office/word/2006/wordml" xmlns:wps="http://schemas.microsoft.com/office/word/2010/wordprocessingShape" mc:Ignorable="w14 w15 w16se w16cid w16 w16cex w16sdtdh w16sdtfl w16du wp14">
   <w:abstractNum w:abstractNumId="0" w15:restartNumberingAfterBreak="0">
     <w:nsid w:val="10E01782"/>
     <w:multiLevelType w:val="hybridMultilevel"/>
@@ -9868,7 +9897,7 @@
 </file>
 
 <file path=word/styles.xml><?xml version="1.0" encoding="utf-8"?>
-<w:styles xmlns:mc="http://schemas.openxmlformats.org/markup-compatibility/2006" xmlns:r="http://schemas.openxmlformats.org/officeDocument/2006/relationships" xmlns:w="http://schemas.openxmlformats.org/wordprocessingml/2006/main" xmlns:w14="http://schemas.microsoft.com/office/word/2010/wordml" xmlns:w15="http://schemas.microsoft.com/office/word/2012/wordml" xmlns:w16cex="http://schemas.microsoft.com/office/word/2018/wordml/cex" xmlns:w16cid="http://schemas.microsoft.com/office/word/2016/wordml/cid" xmlns:w16="http://schemas.microsoft.com/office/word/2018/wordml" xmlns:w16sdtdh="http://schemas.microsoft.com/office/word/2020/wordml/sdtdatahash" xmlns:w16se="http://schemas.microsoft.com/office/word/2015/wordml/symex" mc:Ignorable="w14 w15 w16se w16cid w16 w16cex w16sdtdh">
+<w:styles xmlns:mc="http://schemas.openxmlformats.org/markup-compatibility/2006" xmlns:r="http://schemas.openxmlformats.org/officeDocument/2006/relationships" xmlns:w="http://schemas.openxmlformats.org/wordprocessingml/2006/main" xmlns:w14="http://schemas.microsoft.com/office/word/2010/wordml" xmlns:w15="http://schemas.microsoft.com/office/word/2012/wordml" xmlns:w16cex="http://schemas.microsoft.com/office/word/2018/wordml/cex" xmlns:w16cid="http://schemas.microsoft.com/office/word/2016/wordml/cid" xmlns:w16="http://schemas.microsoft.com/office/word/2018/wordml" xmlns:w16du="http://schemas.microsoft.com/office/word/2023/wordml/word16du" xmlns:w16sdtdh="http://schemas.microsoft.com/office/word/2020/wordml/sdtdatahash" xmlns:w16sdtfl="http://schemas.microsoft.com/office/word/2024/wordml/sdtformatlock" xmlns:w16se="http://schemas.microsoft.com/office/word/2015/wordml/symex" mc:Ignorable="w14 w15 w16se w16cid w16 w16cex w16sdtdh w16sdtfl w16du">
   <w:docDefaults>
     <w:rPrDefault>
       <w:rPr>
@@ -10280,7 +10309,6 @@
     <w:uiPriority w:val="99"/>
     <w:semiHidden/>
     <w:unhideWhenUsed/>
-    <w:qFormat/>
     <w:tblPr>
       <w:tblInd w:w="0" w:type="dxa"/>
       <w:tblCellMar>
